--- a/Quanta, Actually - SERIES/QED Course/chapters/Lesson 57 Compton Scattering.docx
+++ b/Quanta, Actually - SERIES/QED Course/chapters/Lesson 57 Compton Scattering.docx
@@ -17,7 +17,7 @@
         <w:jc w:val="center"/>
       </w:pPr>
       <w:r>
-        <w:t>Lesson 57 of the Complete Quantum Electrodynamics Course</w:t>
+        <w:t>Lesson 57 of Quantum, Actually, Volume 2: A QED Course</w:t>
       </w:r>
     </w:p>
     <w:p>
@@ -74,7 +74,25 @@
     </w:p>
     <w:p>
       <w:r>
-        <w:t>Lesson 50 set up Compton scattering in full: the two diagrams, the vertex factors, the propagator, and the momentum-conservation bookkeeping that fixes each diagram's internal momentum to s=(p+k)² and u=(p−k′)² respectively. What Lesson 50 left undone was the spin sum. This lesson finishes it, reusing the trace-reduction method of Lessons 55 and 56 essentially unchanged, and finds again what Lesson 56 found: the interference term between the two diagrams vanishes identically, for the same reason, q_A·q_B=0. What remains is one of the cleanest formulas in this course. Expect six to eight hours.</w:t>
+        <w:t>Lesson 50 set up Compton scattering in full: the two diagrams, the vertex factors, the propagator, and the momentum-conservation bookkeeping that fixes each diagram's internal momentum to s=(p+k)² and u=(p−k′)² respectively. What Lesson 50 left undone was the spin sum. This lesson finishes it, reusing the trace-reduction method of Lessons 55 and 56 essentially unchanged, and finds again what Lesson 56 found: the interference term between the two diagrams vanishes identically, for the same reason, q</w:t>
+      </w:r>
+      <w:r>
+        <w:rPr>
+          <w:vertAlign w:val="subscript"/>
+        </w:rPr>
+        <w:t>A</w:t>
+      </w:r>
+      <w:r>
+        <w:t>·q</w:t>
+      </w:r>
+      <w:r>
+        <w:rPr>
+          <w:vertAlign w:val="subscript"/>
+        </w:rPr>
+        <w:t>B</w:t>
+      </w:r>
+      <w:r>
+        <w:t>=0. What remains is one of the cleanest formulas in this course. Expect six to eight hours.</w:t>
       </w:r>
     </w:p>
     <w:p>
@@ -98,7 +116,25 @@
         <w:pStyle w:val="ListBullet"/>
       </w:pPr>
       <w:r>
-        <w:t>Reduce the direct and crossed squared-amplitude traces to T_AA=T_BB=−8su using the same method as Lesson 56.</w:t>
+        <w:t>Reduce the direct and crossed squared-amplitude traces to T</w:t>
+      </w:r>
+      <w:r>
+        <w:rPr>
+          <w:vertAlign w:val="subscript"/>
+        </w:rPr>
+        <w:t>AA</w:t>
+      </w:r>
+      <w:r>
+        <w:t>=T</w:t>
+      </w:r>
+      <w:r>
+        <w:rPr>
+          <w:vertAlign w:val="subscript"/>
+        </w:rPr>
+        <w:t>BB</w:t>
+      </w:r>
+      <w:r>
+        <w:t>=−8su using the same method as Lesson 56.</w:t>
       </w:r>
     </w:p>
     <w:p>
@@ -106,7 +142,34 @@
         <w:pStyle w:val="ListBullet"/>
       </w:pPr>
       <w:r>
-        <w:t>Show that the interference trace vanishes identically, T_AB=0, because q_A·q_B=0.</w:t>
+        <w:t>Show that the interference trace vanishes identically, T</w:t>
+      </w:r>
+      <w:r>
+        <w:rPr>
+          <w:vertAlign w:val="subscript"/>
+        </w:rPr>
+        <w:t>AB</w:t>
+      </w:r>
+      <w:r>
+        <w:t>=0, because q</w:t>
+      </w:r>
+      <w:r>
+        <w:rPr>
+          <w:vertAlign w:val="subscript"/>
+        </w:rPr>
+        <w:t>A</w:t>
+      </w:r>
+      <w:r>
+        <w:t>·q</w:t>
+      </w:r>
+      <w:r>
+        <w:rPr>
+          <w:vertAlign w:val="subscript"/>
+        </w:rPr>
+        <w:t>B</w:t>
+      </w:r>
+      <w:r>
+        <w:t>=0.</w:t>
       </w:r>
     </w:p>
     <w:p>
@@ -325,7 +388,25 @@
           </w:tcPr>
           <w:p>
             <w:r>
-              <w:t>q_A = p+k, q_B = p−k′</w:t>
+              <w:t>q</w:t>
+            </w:r>
+            <w:r>
+              <w:rPr>
+                <w:vertAlign w:val="subscript"/>
+              </w:rPr>
+              <w:t>A</w:t>
+            </w:r>
+            <w:r>
+              <w:t xml:space="preserve"> = p+k, q</w:t>
+            </w:r>
+            <w:r>
+              <w:rPr>
+                <w:vertAlign w:val="subscript"/>
+              </w:rPr>
+              <w:t>B</w:t>
+            </w:r>
+            <w:r>
+              <w:t xml:space="preserve"> = p−k′</w:t>
             </w:r>
           </w:p>
         </w:tc>
@@ -349,6 +430,67 @@
         </w:tc>
       </w:tr>
     </w:tbl>
+    <w:tbl>
+      <w:tblPr>
+        <w:tblW w:type="auto" w:w="0"/>
+        <w:jc w:val="center"/>
+        <w:tblLayout w:type="fixed"/>
+        <w:tblLook w:firstColumn="1" w:firstRow="1" w:lastColumn="0" w:lastRow="0" w:noHBand="0" w:noVBand="1" w:val="04A0"/>
+        <w:tblBorders>
+          <w:top w:val="single" w:sz="8" w:color="7FA7CF"/>
+          <w:left w:val="single" w:sz="8" w:color="7FA7CF"/>
+          <w:bottom w:val="single" w:sz="8" w:color="7FA7CF"/>
+          <w:right w:val="single" w:sz="8" w:color="7FA7CF"/>
+        </w:tblBorders>
+      </w:tblPr>
+      <w:tblGrid>
+        <w:gridCol w:w="9392"/>
+      </w:tblGrid>
+      <w:tr>
+        <w:tc>
+          <w:tcPr>
+            <w:tcW w:type="dxa" w:w="9392"/>
+            <w:shd w:fill="F3F7FB"/>
+            <w:tcMar>
+              <w:top w:w="140" w:type="dxa"/>
+              <w:start w:w="140" w:type="dxa"/>
+              <w:bottom w:w="140" w:type="dxa"/>
+              <w:end w:w="140" w:type="dxa"/>
+            </w:tcMar>
+          </w:tcPr>
+          <w:p>
+            <w:r>
+              <w:rPr>
+                <w:b/>
+                <w:color w:val="1F4E78"/>
+              </w:rPr>
+              <w:t>First pass: the result before the derivation</w:t>
+            </w:r>
+          </w:p>
+          <w:p>
+            <w:pPr>
+              <w:spacing w:after="60"/>
+            </w:pPr>
+            <w:r>
+              <w:t>For Compton scattering the interference term cancels, leaving (1/4)Σ|ℳ|² = −2e⁴(s/u + u/s) at high energy (positive, since u &lt; 0). With the electron mass kept, this becomes the Klein–Nishina formula, which reduces to Thomson scattering at low energy.</w:t>
+            </w:r>
+          </w:p>
+          <w:p>
+            <w:pPr>
+              <w:spacing w:after="60"/>
+            </w:pPr>
+            <w:r>
+              <w:t>Light scattering off a free electron, the basic process behind Prologue 5's glass, now computed exactly.</w:t>
+            </w:r>
+          </w:p>
+        </w:tc>
+      </w:tr>
+    </w:tbl>
+    <w:p>
+      <w:pPr>
+        <w:spacing w:after="80"/>
+      </w:pPr>
+    </w:p>
     <w:p>
       <w:pPr>
         <w:pStyle w:val="Heading2"/>
@@ -359,55 +501,56 @@
     </w:p>
     <w:p>
       <w:pPr>
-        <w:spacing w:before="160" w:after="160"/>
+        <w:keepNext/>
+        <w:spacing w:before="160" w:after="40"/>
         <w:jc w:val="center"/>
       </w:pPr>
       <w:r>
+        <w:drawing>
+          <wp:inline xmlns:a="http://schemas.openxmlformats.org/drawingml/2006/main" xmlns:pic="http://schemas.openxmlformats.org/drawingml/2006/picture">
+            <wp:extent cx="5486400" cy="1810163"/>
+            <wp:docPr id="1" name="Picture 1"/>
+            <wp:cNvGraphicFramePr>
+              <a:graphicFrameLocks noChangeAspect="1"/>
+            </wp:cNvGraphicFramePr>
+            <a:graphic>
+              <a:graphicData uri="http://schemas.openxmlformats.org/drawingml/2006/picture">
+                <pic:pic>
+                  <pic:nvPicPr>
+                    <pic:cNvPr id="0" name="L57_compton.png"/>
+                    <pic:cNvPicPr/>
+                  </pic:nvPicPr>
+                  <pic:blipFill>
+                    <a:blip r:embed="rId11"/>
+                    <a:stretch>
+                      <a:fillRect/>
+                    </a:stretch>
+                  </pic:blipFill>
+                  <pic:spPr>
+                    <a:xfrm>
+                      <a:off x="0" y="0"/>
+                      <a:ext cx="5486400" cy="1810163"/>
+                    </a:xfrm>
+                    <a:prstGeom prst="rect"/>
+                  </pic:spPr>
+                </pic:pic>
+              </a:graphicData>
+            </a:graphic>
+          </wp:inline>
+        </w:drawing>
+      </w:r>
+    </w:p>
+    <w:p>
+      <w:pPr>
+        <w:spacing w:after="200"/>
+        <w:jc w:val="center"/>
+      </w:pPr>
+      <w:r>
         <w:rPr>
-          <w:rFonts w:ascii="Consolas" w:hAnsi="Consolas" w:cs="Consolas" w:eastAsia="Consolas"/>
-          <w:sz w:val="20"/>
+          <w:i/>
+          <w:sz w:val="19"/>
         </w:rPr>
-        <w:t xml:space="preserve">         γ(k)                 γ(k')              γ(k)                 γ(k')</w:t>
-      </w:r>
-      <w:r>
-        <w:rPr>
-          <w:rFonts w:ascii="Consolas" w:hAnsi="Consolas" w:cs="Consolas" w:eastAsia="Consolas"/>
-          <w:sz w:val="20"/>
-        </w:rPr>
-        <w:br/>
-        <w:t xml:space="preserve">          |                    |                  |                    |</w:t>
-      </w:r>
-      <w:r>
-        <w:rPr>
-          <w:rFonts w:ascii="Consolas" w:hAnsi="Consolas" w:cs="Consolas" w:eastAsia="Consolas"/>
-          <w:sz w:val="20"/>
-        </w:rPr>
-        <w:br/>
-        <w:t xml:space="preserve">          |                    |                  |                    |</w:t>
-      </w:r>
-      <w:r>
-        <w:rPr>
-          <w:rFonts w:ascii="Consolas" w:hAnsi="Consolas" w:cs="Consolas" w:eastAsia="Consolas"/>
-          <w:sz w:val="20"/>
-        </w:rPr>
-        <w:br/>
-        <w:t xml:space="preserve">   e⁻ ----*--------------------*---- e⁻           e⁻ ----*--------------------*---- e⁻   </w:t>
-      </w:r>
-      <w:r>
-        <w:rPr>
-          <w:rFonts w:ascii="Consolas" w:hAnsi="Consolas" w:cs="Consolas" w:eastAsia="Consolas"/>
-          <w:sz w:val="20"/>
-        </w:rPr>
-        <w:br/>
-        <w:t xml:space="preserve">       (p)      q_A = p+k     (p')                    (p)   q_B = p−k'     (p')</w:t>
-      </w:r>
-      <w:r>
-        <w:rPr>
-          <w:rFonts w:ascii="Consolas" w:hAnsi="Consolas" w:cs="Consolas" w:eastAsia="Consolas"/>
-          <w:sz w:val="20"/>
-        </w:rPr>
-        <w:br/>
-        <w:t xml:space="preserve">           diagram A,  s-channel                    diagram B,  u-channel</w:t>
+        <w:t>Figure 57.1. Compton scattering: the s-channel (absorb, then emit) and u-channel (emit, then absorb) diagrams.</w:t>
       </w:r>
     </w:p>
     <w:p>
@@ -420,7 +563,106 @@
     </w:p>
     <w:p>
       <w:r>
-        <w:t>Lesson 50 derived iℳ_A=(ie)²ū(p′)γ^β[i(q̸_A+m)/(q_A²−m²+iε)]γ^αu(p)ε_α(k)ε_β(k′), with q_A=p+k the direct diagram's internal momentum (q_A²=s), and identified a second, crossed diagram with internal momentum q_B=p−k′ (q_B²=u, Lesson 50, Section 3.1). Both enter with a plain plus sign: the two diagrams differ in which of the two photon fields is contracted with the incoming versus outgoing photon, an ordinary bosonic reassignment carrying no minus sign, as in Lesson 56, Section 1.2.</w:t>
+        <w:t>Lesson 50 derived iℳ</w:t>
+      </w:r>
+      <w:r>
+        <w:rPr>
+          <w:vertAlign w:val="subscript"/>
+        </w:rPr>
+        <w:t>A</w:t>
+      </w:r>
+      <w:r>
+        <w:t>=(ie)²ū(p′)γ</w:t>
+      </w:r>
+      <w:r>
+        <w:rPr>
+          <w:vertAlign w:val="superscript"/>
+        </w:rPr>
+        <w:t>β</w:t>
+      </w:r>
+      <w:r>
+        <w:t>[i(q̸</w:t>
+      </w:r>
+      <w:r>
+        <w:rPr>
+          <w:vertAlign w:val="subscript"/>
+        </w:rPr>
+        <w:t>A</w:t>
+      </w:r>
+      <w:r>
+        <w:t>+m)/(q</w:t>
+      </w:r>
+      <w:r>
+        <w:rPr>
+          <w:vertAlign w:val="subscript"/>
+        </w:rPr>
+        <w:t>A</w:t>
+      </w:r>
+      <w:r>
+        <w:t>²−m²+iε)]γ</w:t>
+      </w:r>
+      <w:r>
+        <w:rPr>
+          <w:vertAlign w:val="superscript"/>
+        </w:rPr>
+        <w:t>α</w:t>
+      </w:r>
+      <w:r>
+        <w:t>u(p)ε</w:t>
+      </w:r>
+      <w:r>
+        <w:rPr>
+          <w:vertAlign w:val="subscript"/>
+        </w:rPr>
+        <w:t>α</w:t>
+      </w:r>
+      <w:r>
+        <w:t>(k)ε</w:t>
+      </w:r>
+      <w:r>
+        <w:rPr>
+          <w:vertAlign w:val="subscript"/>
+        </w:rPr>
+        <w:t>β</w:t>
+      </w:r>
+      <w:r>
+        <w:t>(k′), with q</w:t>
+      </w:r>
+      <w:r>
+        <w:rPr>
+          <w:vertAlign w:val="subscript"/>
+        </w:rPr>
+        <w:t>A</w:t>
+      </w:r>
+      <w:r>
+        <w:t>=p+k the direct diagram's internal momentum (q</w:t>
+      </w:r>
+      <w:r>
+        <w:rPr>
+          <w:vertAlign w:val="subscript"/>
+        </w:rPr>
+        <w:t>A</w:t>
+      </w:r>
+      <w:r>
+        <w:t>²=s), and identified a second, crossed diagram with internal momentum q</w:t>
+      </w:r>
+      <w:r>
+        <w:rPr>
+          <w:vertAlign w:val="subscript"/>
+        </w:rPr>
+        <w:t>B</w:t>
+      </w:r>
+      <w:r>
+        <w:t>=p−k′ (q</w:t>
+      </w:r>
+      <w:r>
+        <w:rPr>
+          <w:vertAlign w:val="subscript"/>
+        </w:rPr>
+        <w:t>B</w:t>
+      </w:r>
+      <w:r>
+        <w:t>²=u, Lesson 50, Section 3.1). Both enter with a plain plus sign: the two diagrams differ in which of the two photon fields is contracted with the incoming versus outgoing photon, an ordinary bosonic reassignment carrying no minus sign, as in Lesson 56, Section 1.2.</w:t>
       </w:r>
     </w:p>
     <w:p>
@@ -1491,7 +1733,70 @@
     </w:p>
     <w:p>
       <w:r>
-        <w:t>with (1/4)Σ|ℳ|²=(e⁴/4)[T_AA/(q_A²−m²)²+T_BB/(q_B²−m²)²+2T_AB/((q_A²−m²)(q_B²−m²))].</w:t>
+        <w:t>with (1/4)Σ|ℳ|²=(e⁴/4)[T</w:t>
+      </w:r>
+      <w:r>
+        <w:rPr>
+          <w:vertAlign w:val="subscript"/>
+        </w:rPr>
+        <w:t>AA</w:t>
+      </w:r>
+      <w:r>
+        <w:t>/(q</w:t>
+      </w:r>
+      <w:r>
+        <w:rPr>
+          <w:vertAlign w:val="subscript"/>
+        </w:rPr>
+        <w:t>A</w:t>
+      </w:r>
+      <w:r>
+        <w:t>²−m²)²+T</w:t>
+      </w:r>
+      <w:r>
+        <w:rPr>
+          <w:vertAlign w:val="subscript"/>
+        </w:rPr>
+        <w:t>BB</w:t>
+      </w:r>
+      <w:r>
+        <w:t>/(q</w:t>
+      </w:r>
+      <w:r>
+        <w:rPr>
+          <w:vertAlign w:val="subscript"/>
+        </w:rPr>
+        <w:t>B</w:t>
+      </w:r>
+      <w:r>
+        <w:t>²−m²)²+2T</w:t>
+      </w:r>
+      <w:r>
+        <w:rPr>
+          <w:vertAlign w:val="subscript"/>
+        </w:rPr>
+        <w:t>AB</w:t>
+      </w:r>
+      <w:r>
+        <w:t>/((q</w:t>
+      </w:r>
+      <w:r>
+        <w:rPr>
+          <w:vertAlign w:val="subscript"/>
+        </w:rPr>
+        <w:t>A</w:t>
+      </w:r>
+      <w:r>
+        <w:t>²−m²)(q</w:t>
+      </w:r>
+      <w:r>
+        <w:rPr>
+          <w:vertAlign w:val="subscript"/>
+        </w:rPr>
+        <w:t>B</w:t>
+      </w:r>
+      <w:r>
+        <w:t>²−m²))].</w:t>
       </w:r>
     </w:p>
     <w:p>
@@ -1505,7 +1810,97 @@
     </w:p>
     <w:p>
       <w:r>
-        <w:t>Compare T_AA's index structure with T_AB's and identify the one difference. T_AA has α contracted directly around (p̸+m) alone (γ^α(p̸+m)γ_α, an adjacent pair), and separately β contracted around (q̸_A+m) on both sides; T_AB instead has α contracted around the longer chain (p̸+m)γ_β(q̸_B+m) (with a γ_β sitting inside it), an interleaved rather than adjacent pattern, which is exactly what Section 4 exploits.</w:t>
+        <w:t>Compare T</w:t>
+      </w:r>
+      <w:r>
+        <w:rPr>
+          <w:vertAlign w:val="subscript"/>
+        </w:rPr>
+        <w:t>AA</w:t>
+      </w:r>
+      <w:r>
+        <w:t>'s index structure with T</w:t>
+      </w:r>
+      <w:r>
+        <w:rPr>
+          <w:vertAlign w:val="subscript"/>
+        </w:rPr>
+        <w:t>AB</w:t>
+      </w:r>
+      <w:r>
+        <w:t>'s and identify the one difference. T</w:t>
+      </w:r>
+      <w:r>
+        <w:rPr>
+          <w:vertAlign w:val="subscript"/>
+        </w:rPr>
+        <w:t>AA</w:t>
+      </w:r>
+      <w:r>
+        <w:t xml:space="preserve"> has α contracted directly around (p̸+m) alone (γ</w:t>
+      </w:r>
+      <w:r>
+        <w:rPr>
+          <w:vertAlign w:val="superscript"/>
+        </w:rPr>
+        <w:t>α</w:t>
+      </w:r>
+      <w:r>
+        <w:t>(p̸+m)γ</w:t>
+      </w:r>
+      <w:r>
+        <w:rPr>
+          <w:vertAlign w:val="subscript"/>
+        </w:rPr>
+        <w:t>α</w:t>
+      </w:r>
+      <w:r>
+        <w:t>, an adjacent pair), and separately β contracted around (q̸</w:t>
+      </w:r>
+      <w:r>
+        <w:rPr>
+          <w:vertAlign w:val="subscript"/>
+        </w:rPr>
+        <w:t>A</w:t>
+      </w:r>
+      <w:r>
+        <w:t>+m) on both sides; T</w:t>
+      </w:r>
+      <w:r>
+        <w:rPr>
+          <w:vertAlign w:val="subscript"/>
+        </w:rPr>
+        <w:t>AB</w:t>
+      </w:r>
+      <w:r>
+        <w:t xml:space="preserve"> instead has α contracted around the longer chain (p̸+m)γ</w:t>
+      </w:r>
+      <w:r>
+        <w:rPr>
+          <w:vertAlign w:val="subscript"/>
+        </w:rPr>
+        <w:t>β</w:t>
+      </w:r>
+      <w:r>
+        <w:t>(q̸</w:t>
+      </w:r>
+      <w:r>
+        <w:rPr>
+          <w:vertAlign w:val="subscript"/>
+        </w:rPr>
+        <w:t>B</w:t>
+      </w:r>
+      <w:r>
+        <w:t>+m) (with a γ</w:t>
+      </w:r>
+      <w:r>
+        <w:rPr>
+          <w:vertAlign w:val="subscript"/>
+        </w:rPr>
+        <w:t>β</w:t>
+      </w:r>
+      <w:r>
+        <w:t xml:space="preserve"> sitting inside it), an interleaved rather than adjacent pattern, which is exactly what Section 4 exploits.</w:t>
       </w:r>
     </w:p>
     <w:p>
@@ -1526,7 +1921,25 @@
     </w:p>
     <w:p>
       <w:r>
-        <w:t>As in Lesson 56, Section 3.1, γ^α(p̸+m)γ_α=−2p̸+4m.</w:t>
+        <w:t>As in Lesson 56, Section 3.1, γ</w:t>
+      </w:r>
+      <w:r>
+        <w:rPr>
+          <w:vertAlign w:val="superscript"/>
+        </w:rPr>
+        <w:t>α</w:t>
+      </w:r>
+      <w:r>
+        <w:t>(p̸+m)γ</w:t>
+      </w:r>
+      <w:r>
+        <w:rPr>
+          <w:vertAlign w:val="subscript"/>
+        </w:rPr>
+        <w:t>α</w:t>
+      </w:r>
+      <w:r>
+        <w:t>=−2p̸+4m.</w:t>
       </w:r>
     </w:p>
     <w:p>
@@ -1658,7 +2071,34 @@
     </w:p>
     <w:p>
       <w:r>
-        <w:t>Using q_A·p=s/2, q_A·p′=s/2, q_A²=s, and p·p′=−t/2 (Exercise 6 derives each from t=(p−p′)², s=(p+k)²=(p′+k′)², and momentum conservation),</w:t>
+        <w:t>Using q</w:t>
+      </w:r>
+      <w:r>
+        <w:rPr>
+          <w:vertAlign w:val="subscript"/>
+        </w:rPr>
+        <w:t>A</w:t>
+      </w:r>
+      <w:r>
+        <w:t>·p=s/2, q</w:t>
+      </w:r>
+      <w:r>
+        <w:rPr>
+          <w:vertAlign w:val="subscript"/>
+        </w:rPr>
+        <w:t>A</w:t>
+      </w:r>
+      <w:r>
+        <w:t>·p′=s/2, q</w:t>
+      </w:r>
+      <w:r>
+        <w:rPr>
+          <w:vertAlign w:val="subscript"/>
+        </w:rPr>
+        <w:t>A</w:t>
+      </w:r>
+      <w:r>
+        <w:t>²=s, and p·p′=−t/2 (Exercise 6 derives each from t=(p−p′)², s=(p+k)²=(p′+k′)², and momentum conservation),</w:t>
       </w:r>
     </w:p>
     <w:p>
@@ -1815,7 +2255,52 @@
     </w:p>
     <w:p>
       <w:r>
-        <w:t>State T_BB by the same relabeling argument used in Lesson 56, Worked example 3. Exchanging s↔u throughout Section 2.2's derivation (since q_B²=u plays the role q_A²=s played for T_AA) gives T_BB=−8us=−8su, the identical value.</w:t>
+        <w:t>State T</w:t>
+      </w:r>
+      <w:r>
+        <w:rPr>
+          <w:vertAlign w:val="subscript"/>
+        </w:rPr>
+        <w:t>BB</w:t>
+      </w:r>
+      <w:r>
+        <w:t xml:space="preserve"> by the same relabeling argument used in Lesson 56, Worked example 3. Exchanging s↔u throughout Section 2.2's derivation (since q</w:t>
+      </w:r>
+      <w:r>
+        <w:rPr>
+          <w:vertAlign w:val="subscript"/>
+        </w:rPr>
+        <w:t>B</w:t>
+      </w:r>
+      <w:r>
+        <w:t>²=u plays the role q</w:t>
+      </w:r>
+      <w:r>
+        <w:rPr>
+          <w:vertAlign w:val="subscript"/>
+        </w:rPr>
+        <w:t>A</w:t>
+      </w:r>
+      <w:r>
+        <w:t>²=s played for T</w:t>
+      </w:r>
+      <w:r>
+        <w:rPr>
+          <w:vertAlign w:val="subscript"/>
+        </w:rPr>
+        <w:t>AA</w:t>
+      </w:r>
+      <w:r>
+        <w:t>) gives T</w:t>
+      </w:r>
+      <w:r>
+        <w:rPr>
+          <w:vertAlign w:val="subscript"/>
+        </w:rPr>
+        <w:t>BB</w:t>
+      </w:r>
+      <w:r>
+        <w:t>=−8us=−8su, the identical value.</w:t>
       </w:r>
     </w:p>
     <w:p>
@@ -1836,7 +2321,34 @@
     </w:p>
     <w:p>
       <w:r>
-        <w:t>Worked example 1 noted that T_AB's α-contraction surrounds the longer chain (p̸+m)γ_β(q̸_B+m), not (p̸+m) alone. Applying the three-object reversal identity (Lesson 55, Section 3.1) to this chain, in the massless limit,</w:t>
+        <w:t>Worked example 1 noted that T</w:t>
+      </w:r>
+      <w:r>
+        <w:rPr>
+          <w:vertAlign w:val="subscript"/>
+        </w:rPr>
+        <w:t>AB</w:t>
+      </w:r>
+      <w:r>
+        <w:t>'s α-contraction surrounds the longer chain (p̸+m)γ</w:t>
+      </w:r>
+      <w:r>
+        <w:rPr>
+          <w:vertAlign w:val="subscript"/>
+        </w:rPr>
+        <w:t>β</w:t>
+      </w:r>
+      <w:r>
+        <w:t>(q̸</w:t>
+      </w:r>
+      <w:r>
+        <w:rPr>
+          <w:vertAlign w:val="subscript"/>
+        </w:rPr>
+        <w:t>B</w:t>
+      </w:r>
+      <w:r>
+        <w:t>+m), not (p̸+m) alone. Applying the three-object reversal identity (Lesson 55, Section 3.1) to this chain, in the massless limit,</w:t>
       </w:r>
     </w:p>
     <w:p>
@@ -2293,7 +2805,70 @@
     </w:p>
     <w:p>
       <w:r>
-        <w:t>The β-contraction now surrounds q̸_Aq̸_B, a product of exactly two slashed vectors, so the two-object identity γ^μγ^aγ^bγ_μ=4g^ab (Lesson 21) applies directly:</w:t>
+        <w:t>The β-contraction now surrounds q̸</w:t>
+      </w:r>
+      <w:r>
+        <w:rPr>
+          <w:vertAlign w:val="subscript"/>
+        </w:rPr>
+        <w:t>A</w:t>
+      </w:r>
+      <w:r>
+        <w:t>q̸</w:t>
+      </w:r>
+      <w:r>
+        <w:rPr>
+          <w:vertAlign w:val="subscript"/>
+        </w:rPr>
+        <w:t>B</w:t>
+      </w:r>
+      <w:r>
+        <w:t>, a product of exactly two slashed vectors, so the two-object identity γ</w:t>
+      </w:r>
+      <w:r>
+        <w:rPr>
+          <w:vertAlign w:val="superscript"/>
+        </w:rPr>
+        <w:t>μ</w:t>
+      </w:r>
+      <w:r>
+        <w:t>γ</w:t>
+      </w:r>
+      <w:r>
+        <w:rPr>
+          <w:vertAlign w:val="superscript"/>
+        </w:rPr>
+        <w:t>a</w:t>
+      </w:r>
+      <w:r>
+        <w:t>γ</w:t>
+      </w:r>
+      <w:r>
+        <w:rPr>
+          <w:vertAlign w:val="superscript"/>
+        </w:rPr>
+        <w:t>b</w:t>
+      </w:r>
+      <w:r>
+        <w:t>γ</w:t>
+      </w:r>
+      <w:r>
+        <w:rPr>
+          <w:vertAlign w:val="subscript"/>
+        </w:rPr>
+        <w:t>μ</w:t>
+      </w:r>
+      <w:r>
+        <w:t>=4g</w:t>
+      </w:r>
+      <w:r>
+        <w:rPr>
+          <w:vertAlign w:val="superscript"/>
+        </w:rPr>
+        <w:t>a</w:t>
+      </w:r>
+      <w:r>
+        <w:t>b (Lesson 21) applies directly:</w:t>
       </w:r>
     </w:p>
     <w:p>
@@ -2426,7 +3001,25 @@
     </w:p>
     <w:p>
       <w:r>
-        <w:t>Section 3.3 shows q_A·q_B=0 in the massless limit, so this vanishes identically, and</w:t>
+        <w:t>Section 3.3 shows q</w:t>
+      </w:r>
+      <w:r>
+        <w:rPr>
+          <w:vertAlign w:val="subscript"/>
+        </w:rPr>
+        <w:t>A</w:t>
+      </w:r>
+      <w:r>
+        <w:t>·q</w:t>
+      </w:r>
+      <w:r>
+        <w:rPr>
+          <w:vertAlign w:val="subscript"/>
+        </w:rPr>
+        <w:t>B</w:t>
+      </w:r>
+      <w:r>
+        <w:t>=0 in the massless limit, so this vanishes identically, and</w:t>
       </w:r>
     </w:p>
     <w:p>
@@ -2523,7 +3116,25 @@
         <w:pStyle w:val="Heading3"/>
       </w:pPr>
       <w:r>
-        <w:t>3.3 Why q_A·q_B=0</w:t>
+        <w:t>3.3 Why q</w:t>
+      </w:r>
+      <w:r>
+        <w:rPr>
+          <w:vertAlign w:val="subscript"/>
+        </w:rPr>
+        <w:t>A</w:t>
+      </w:r>
+      <w:r>
+        <w:t>·q</w:t>
+      </w:r>
+      <w:r>
+        <w:rPr>
+          <w:vertAlign w:val="subscript"/>
+        </w:rPr>
+        <w:t>B</w:t>
+      </w:r>
+      <w:r>
+        <w:t>=0</w:t>
       </w:r>
     </w:p>
     <w:p>
@@ -2806,7 +3417,34 @@
     </w:p>
     <w:p>
       <w:r>
-        <w:t>State why the vanishing of T_AB is a genuinely useful simplification, not merely an aesthetic curiosity. Without it, the full result would require evaluating a nontrivial cross term depending on all of s, t, and u together; its vanishing means the complete answer depends only on T_AA and T_BB, each a function of a single Mandelstam variable, which is exactly why Section 4's final formula is so compact.</w:t>
+        <w:t>State why the vanishing of T</w:t>
+      </w:r>
+      <w:r>
+        <w:rPr>
+          <w:vertAlign w:val="subscript"/>
+        </w:rPr>
+        <w:t>AB</w:t>
+      </w:r>
+      <w:r>
+        <w:t xml:space="preserve"> is a genuinely useful simplification, not merely an aesthetic curiosity. Without it, the full result would require evaluating a nontrivial cross term depending on all of s, t, and u together; its vanishing means the complete answer depends only on T</w:t>
+      </w:r>
+      <w:r>
+        <w:rPr>
+          <w:vertAlign w:val="subscript"/>
+        </w:rPr>
+        <w:t>AA</w:t>
+      </w:r>
+      <w:r>
+        <w:t xml:space="preserve"> and T</w:t>
+      </w:r>
+      <w:r>
+        <w:rPr>
+          <w:vertAlign w:val="subscript"/>
+        </w:rPr>
+        <w:t>BB</w:t>
+      </w:r>
+      <w:r>
+        <w:t>, each a function of a single Mandelstam variable, which is exactly why Section 4's final formula is so compact.</w:t>
       </w:r>
     </w:p>
     <w:p>
@@ -3097,7 +3735,79 @@
     </w:p>
     <w:p>
       <w:r>
-        <w:t>Explain, referring to Lesson 56, how this lesson's final formula is related to electron-positron annihilation's 2e⁴[t/u+u/t]. The two processes are related by crossing symmetry (previewed in Lesson 56, Exercise 16): move the positron of annihilation to an outgoing electron and one outgoing photon to an incoming photon. That exchanges the roles of s and t, so annihilation's t/u+u/t becomes s/u+u/s here. Crossing one fermion also brings an overall minus sign, which turns 2e⁴(s/u+u/s) into −2e⁴(s/u+u/s). In both processes the interference trace vanishes, through the same zero q_A·q_B=0.</w:t>
+        <w:t>Explain, referring to Lesson 56, how this lesson's final formula is related to electron-positron annihilation's 2e⁴[t/u+u/t]. The two processes are related by crossing symmetry (previewed in Lesson 56, Exercise 16): move the positron of annihilation to an outgoing electron and one outgoing photon to an incoming photon. That exchanges the roles of s and t, so annihilation's t/u+u/t becomes s/u+u/s here. Crossing one fermion also brings an overall minus sign, which turns 2e⁴(s/u+u/s) into −2e⁴(s/u+u/s). In both processes the interference trace vanishes, through the same zero q</w:t>
+      </w:r>
+      <w:r>
+        <w:rPr>
+          <w:vertAlign w:val="subscript"/>
+        </w:rPr>
+        <w:t>A</w:t>
+      </w:r>
+      <w:r>
+        <w:t>·q</w:t>
+      </w:r>
+      <w:r>
+        <w:rPr>
+          <w:vertAlign w:val="subscript"/>
+        </w:rPr>
+        <w:t>B</w:t>
+      </w:r>
+      <w:r>
+        <w:t>=0.</w:t>
+      </w:r>
+    </w:p>
+    <w:p>
+      <w:pPr>
+        <w:keepNext/>
+        <w:spacing w:before="160" w:after="40"/>
+        <w:jc w:val="center"/>
+      </w:pPr>
+      <w:r>
+        <w:drawing>
+          <wp:inline xmlns:a="http://schemas.openxmlformats.org/drawingml/2006/main" xmlns:pic="http://schemas.openxmlformats.org/drawingml/2006/picture">
+            <wp:extent cx="4754880" cy="2780613"/>
+            <wp:docPr id="2" name="Picture 2"/>
+            <wp:cNvGraphicFramePr>
+              <a:graphicFrameLocks noChangeAspect="1"/>
+            </wp:cNvGraphicFramePr>
+            <a:graphic>
+              <a:graphicData uri="http://schemas.openxmlformats.org/drawingml/2006/picture">
+                <pic:pic>
+                  <pic:nvPicPr>
+                    <pic:cNvPr id="0" name="L57_klein_nishina.png"/>
+                    <pic:cNvPicPr/>
+                  </pic:nvPicPr>
+                  <pic:blipFill>
+                    <a:blip r:embed="rId12"/>
+                    <a:stretch>
+                      <a:fillRect/>
+                    </a:stretch>
+                  </pic:blipFill>
+                  <pic:spPr>
+                    <a:xfrm>
+                      <a:off x="0" y="0"/>
+                      <a:ext cx="4754880" cy="2780613"/>
+                    </a:xfrm>
+                    <a:prstGeom prst="rect"/>
+                  </pic:spPr>
+                </pic:pic>
+              </a:graphicData>
+            </a:graphic>
+          </wp:inline>
+        </w:drawing>
+      </w:r>
+    </w:p>
+    <w:p>
+      <w:pPr>
+        <w:spacing w:after="200"/>
+        <w:jc w:val="center"/>
+      </w:pPr>
+      <w:r>
+        <w:rPr>
+          <w:i/>
+          <w:sz w:val="19"/>
+        </w:rPr>
+        <w:t>Figure 57.2. The Klein–Nishina angular distribution for several photon energies: forward scattering dominates as the energy rises; at low energy it reduces to Thomson's 1 + cos²θ.</w:t>
       </w:r>
     </w:p>
     <w:p>
@@ -3181,7 +3891,34 @@
           </w:tcPr>
           <w:p>
             <w:r>
-              <w:t>T_AA=T_BB=−8su, T_AB=0 (massless)</w:t>
+              <w:t>T</w:t>
+            </w:r>
+            <w:r>
+              <w:rPr>
+                <w:vertAlign w:val="subscript"/>
+              </w:rPr>
+              <w:t>AA</w:t>
+            </w:r>
+            <w:r>
+              <w:t>=T</w:t>
+            </w:r>
+            <w:r>
+              <w:rPr>
+                <w:vertAlign w:val="subscript"/>
+              </w:rPr>
+              <w:t>BB</w:t>
+            </w:r>
+            <w:r>
+              <w:t>=−8su, T</w:t>
+            </w:r>
+            <w:r>
+              <w:rPr>
+                <w:vertAlign w:val="subscript"/>
+              </w:rPr>
+              <w:t>AB</w:t>
+            </w:r>
+            <w:r>
+              <w:t>=0 (massless)</w:t>
             </w:r>
           </w:p>
         </w:tc>
@@ -3255,7 +3992,25 @@
           </w:tcPr>
           <w:p>
             <w:r>
-              <w:t>q_A·q_B=0</w:t>
+              <w:t>q</w:t>
+            </w:r>
+            <w:r>
+              <w:rPr>
+                <w:vertAlign w:val="subscript"/>
+              </w:rPr>
+              <w:t>A</w:t>
+            </w:r>
+            <w:r>
+              <w:t>·q</w:t>
+            </w:r>
+            <w:r>
+              <w:rPr>
+                <w:vertAlign w:val="subscript"/>
+              </w:rPr>
+              <w:t>B</w:t>
+            </w:r>
+            <w:r>
+              <w:t>=0</w:t>
             </w:r>
           </w:p>
         </w:tc>
@@ -3386,7 +4141,34 @@
         </w:numPr>
       </w:pPr>
       <w:r>
-        <w:t>Spin-averaging and summing, using electron completeness and the covariant photon polarization sum, reduces the calculation to three traces, T_AA, T_BB, T_AB.</w:t>
+        <w:t>Spin-averaging and summing, using electron completeness and the covariant photon polarization sum, reduces the calculation to three traces, T</w:t>
+      </w:r>
+      <w:r>
+        <w:rPr>
+          <w:vertAlign w:val="subscript"/>
+        </w:rPr>
+        <w:t>AA</w:t>
+      </w:r>
+      <w:r>
+        <w:t>, T</w:t>
+      </w:r>
+      <w:r>
+        <w:rPr>
+          <w:vertAlign w:val="subscript"/>
+        </w:rPr>
+        <w:t>BB</w:t>
+      </w:r>
+      <w:r>
+        <w:t>, T</w:t>
+      </w:r>
+      <w:r>
+        <w:rPr>
+          <w:vertAlign w:val="subscript"/>
+        </w:rPr>
+        <w:t>AB</w:t>
+      </w:r>
+      <w:r>
+        <w:t>.</w:t>
       </w:r>
     </w:p>
     <w:p>
@@ -3398,7 +4180,25 @@
         </w:numPr>
       </w:pPr>
       <w:r>
-        <w:t>T_AA=T_BB=−8su in the massless limit, derived by the same method as Lesson 56.</w:t>
+        <w:t>T</w:t>
+      </w:r>
+      <w:r>
+        <w:rPr>
+          <w:vertAlign w:val="subscript"/>
+        </w:rPr>
+        <w:t>AA</w:t>
+      </w:r>
+      <w:r>
+        <w:t>=T</w:t>
+      </w:r>
+      <w:r>
+        <w:rPr>
+          <w:vertAlign w:val="subscript"/>
+        </w:rPr>
+        <w:t>BB</w:t>
+      </w:r>
+      <w:r>
+        <w:t>=−8su in the massless limit, derived by the same method as Lesson 56.</w:t>
       </w:r>
     </w:p>
     <w:p>
@@ -3410,7 +4210,34 @@
         </w:numPr>
       </w:pPr>
       <w:r>
-        <w:t>T_AB=0 identically, because the interference trace's middle contraction is proportional to q_A·q_B, which vanishes in the massless limit as it did in Lesson 56.</w:t>
+        <w:t>T</w:t>
+      </w:r>
+      <w:r>
+        <w:rPr>
+          <w:vertAlign w:val="subscript"/>
+        </w:rPr>
+        <w:t>AB</w:t>
+      </w:r>
+      <w:r>
+        <w:t>=0 identically, because the interference trace's middle contraction is proportional to q</w:t>
+      </w:r>
+      <w:r>
+        <w:rPr>
+          <w:vertAlign w:val="subscript"/>
+        </w:rPr>
+        <w:t>A</w:t>
+      </w:r>
+      <w:r>
+        <w:t>·q</w:t>
+      </w:r>
+      <w:r>
+        <w:rPr>
+          <w:vertAlign w:val="subscript"/>
+        </w:rPr>
+        <w:t>B</w:t>
+      </w:r>
+      <w:r>
+        <w:t>, which vanishes in the massless limit as it did in Lesson 56.</w:t>
       </w:r>
     </w:p>
     <w:p>
@@ -3523,7 +4350,13 @@
           </w:tcPr>
           <w:p>
             <w:r>
-              <w:t>Restate Lesson 50's two Compton diagrams and their internal momenta, and explain why they combine with a plus, not a minus, sign.</w:t>
+              <w:rPr>
+                <w:b/>
+              </w:rPr>
+              <w:t>Core.</w:t>
+            </w:r>
+            <w:r>
+              <w:t xml:space="preserve"> Restate Lesson 50's two Compton diagrams and their internal momenta, and explain why they combine with a plus, not a minus, sign.</w:t>
             </w:r>
           </w:p>
         </w:tc>
@@ -3561,7 +4394,40 @@
           </w:tcPr>
           <w:p>
             <w:r>
-              <w:t>Write out T_AA, T_BB, T_AB with explicit index placement, following Section 1.2, and identify which pair of indices is "adjacent" and which is "interleaved" in each.</w:t>
+              <w:rPr>
+                <w:b/>
+              </w:rPr>
+              <w:t>Core.</w:t>
+            </w:r>
+            <w:r>
+              <w:t xml:space="preserve"> Write out T</w:t>
+            </w:r>
+            <w:r>
+              <w:rPr>
+                <w:vertAlign w:val="subscript"/>
+              </w:rPr>
+              <w:t>AA</w:t>
+            </w:r>
+            <w:r>
+              <w:t>, T</w:t>
+            </w:r>
+            <w:r>
+              <w:rPr>
+                <w:vertAlign w:val="subscript"/>
+              </w:rPr>
+              <w:t>BB</w:t>
+            </w:r>
+            <w:r>
+              <w:t>, T</w:t>
+            </w:r>
+            <w:r>
+              <w:rPr>
+                <w:vertAlign w:val="subscript"/>
+              </w:rPr>
+              <w:t>AB</w:t>
+            </w:r>
+            <w:r>
+              <w:t xml:space="preserve"> with explicit index placement, following Section 1.2, and identify which pair of indices is "adjacent" and which is "interleaved" in each.</w:t>
             </w:r>
           </w:p>
         </w:tc>
@@ -3597,7 +4463,13 @@
           </w:tcPr>
           <w:p>
             <w:r>
-              <w:t>Verify the spin-and-polarization averaging factor is 1/4, citing the two unmeasured initial degrees of freedom.</w:t>
+              <w:rPr>
+                <w:b/>
+              </w:rPr>
+              <w:t>Core.</w:t>
+            </w:r>
+            <w:r>
+              <w:t xml:space="preserve"> Verify the spin-and-polarization averaging factor is 1/4, citing the two unmeasured initial degrees of freedom.</w:t>
             </w:r>
           </w:p>
         </w:tc>
@@ -3635,7 +4507,31 @@
           </w:tcPr>
           <w:p>
             <w:r>
-              <w:t>Derive γ^α(p̸+m)γ_α=−2p̸+4m, following Lesson 56, Exercise 7.</w:t>
+              <w:rPr>
+                <w:b/>
+              </w:rPr>
+              <w:t>Extension.</w:t>
+            </w:r>
+            <w:r>
+              <w:t xml:space="preserve"> Derive γ</w:t>
+            </w:r>
+            <w:r>
+              <w:rPr>
+                <w:vertAlign w:val="superscript"/>
+              </w:rPr>
+              <w:t>α</w:t>
+            </w:r>
+            <w:r>
+              <w:t>(p̸+m)γ</w:t>
+            </w:r>
+            <w:r>
+              <w:rPr>
+                <w:vertAlign w:val="subscript"/>
+              </w:rPr>
+              <w:t>α</w:t>
+            </w:r>
+            <w:r>
+              <w:t>=−2p̸+4m, following Lesson 56, Exercise 7.</w:t>
             </w:r>
           </w:p>
         </w:tc>
@@ -3671,7 +4567,76 @@
           </w:tcPr>
           <w:p>
             <w:r>
-              <w:t>Expand (q̸_A+m)γ^α(p̸+m)γ_α(q̸_A+m), apply Section 2.1, and reduce to the massless leading term 32(q_A·p)(q_A·p′)−16q_A²(p·p′), following the method of Lesson 56, Exercise 8.</w:t>
+              <w:rPr>
+                <w:b/>
+              </w:rPr>
+              <w:t>Core.</w:t>
+            </w:r>
+            <w:r>
+              <w:t xml:space="preserve"> Expand (q̸</w:t>
+            </w:r>
+            <w:r>
+              <w:rPr>
+                <w:vertAlign w:val="subscript"/>
+              </w:rPr>
+              <w:t>A</w:t>
+            </w:r>
+            <w:r>
+              <w:t>+m)γ</w:t>
+            </w:r>
+            <w:r>
+              <w:rPr>
+                <w:vertAlign w:val="superscript"/>
+              </w:rPr>
+              <w:t>α</w:t>
+            </w:r>
+            <w:r>
+              <w:t>(p̸+m)γ</w:t>
+            </w:r>
+            <w:r>
+              <w:rPr>
+                <w:vertAlign w:val="subscript"/>
+              </w:rPr>
+              <w:t>α</w:t>
+            </w:r>
+            <w:r>
+              <w:t>(q̸</w:t>
+            </w:r>
+            <w:r>
+              <w:rPr>
+                <w:vertAlign w:val="subscript"/>
+              </w:rPr>
+              <w:t>A</w:t>
+            </w:r>
+            <w:r>
+              <w:t>+m), apply Section 2.1, and reduce to the massless leading term 32(q</w:t>
+            </w:r>
+            <w:r>
+              <w:rPr>
+                <w:vertAlign w:val="subscript"/>
+              </w:rPr>
+              <w:t>A</w:t>
+            </w:r>
+            <w:r>
+              <w:t>·p)(q</w:t>
+            </w:r>
+            <w:r>
+              <w:rPr>
+                <w:vertAlign w:val="subscript"/>
+              </w:rPr>
+              <w:t>A</w:t>
+            </w:r>
+            <w:r>
+              <w:t>·p′)−16q</w:t>
+            </w:r>
+            <w:r>
+              <w:rPr>
+                <w:vertAlign w:val="subscript"/>
+              </w:rPr>
+              <w:t>A</w:t>
+            </w:r>
+            <w:r>
+              <w:t>²(p·p′), following the method of Lesson 56, Exercise 8.</w:t>
             </w:r>
           </w:p>
         </w:tc>
@@ -3709,7 +4674,31 @@
           </w:tcPr>
           <w:p>
             <w:r>
-              <w:t>Derive q_A·p=s/2, q_A·p′=s/2, and p·p′=−t/2, using s=(p+k)²=(p′+k′)², t=(p−p′)², and momentum conservation p+k=p′+k′, all in the massless limit.</w:t>
+              <w:rPr>
+                <w:b/>
+              </w:rPr>
+              <w:t>Extension.</w:t>
+            </w:r>
+            <w:r>
+              <w:t xml:space="preserve"> Derive q</w:t>
+            </w:r>
+            <w:r>
+              <w:rPr>
+                <w:vertAlign w:val="subscript"/>
+              </w:rPr>
+              <w:t>A</w:t>
+            </w:r>
+            <w:r>
+              <w:t>·p=s/2, q</w:t>
+            </w:r>
+            <w:r>
+              <w:rPr>
+                <w:vertAlign w:val="subscript"/>
+              </w:rPr>
+              <w:t>A</w:t>
+            </w:r>
+            <w:r>
+              <w:t>·p′=s/2, and p·p′=−t/2, using s=(p+k)²=(p′+k′)², t=(p−p′)², and momentum conservation p+k=p′+k′, all in the massless limit.</w:t>
             </w:r>
           </w:p>
         </w:tc>
@@ -3745,7 +4734,22 @@
           </w:tcPr>
           <w:p>
             <w:r>
-              <w:t>Substitute Exercise 6's values into Section 2.2's formula and derive T_AA=−8su, showing every step.</w:t>
+              <w:rPr>
+                <w:b/>
+              </w:rPr>
+              <w:t>Core.</w:t>
+            </w:r>
+            <w:r>
+              <w:t xml:space="preserve"> Substitute Exercise 6's values into Section 2.2's formula and derive T</w:t>
+            </w:r>
+            <w:r>
+              <w:rPr>
+                <w:vertAlign w:val="subscript"/>
+              </w:rPr>
+              <w:t>AA</w:t>
+            </w:r>
+            <w:r>
+              <w:t>=−8su, showing every step.</w:t>
             </w:r>
           </w:p>
         </w:tc>
@@ -3783,7 +4787,22 @@
           </w:tcPr>
           <w:p>
             <w:r>
-              <w:t>Using Worked example 2's relabeling, derive T_BB=−8su without repeating Exercise 5's expansion from scratch.</w:t>
+              <w:rPr>
+                <w:b/>
+              </w:rPr>
+              <w:t>Core.</w:t>
+            </w:r>
+            <w:r>
+              <w:t xml:space="preserve"> Using Worked example 2's relabeling, derive T</w:t>
+            </w:r>
+            <w:r>
+              <w:rPr>
+                <w:vertAlign w:val="subscript"/>
+              </w:rPr>
+              <w:t>BB</w:t>
+            </w:r>
+            <w:r>
+              <w:t>=−8su without repeating Exercise 5's expansion from scratch.</w:t>
             </w:r>
           </w:p>
         </w:tc>
@@ -3819,7 +4838,13 @@
           </w:tcPr>
           <w:p>
             <w:r>
-              <w:t>Derive k·k′=−t/2 from (k−k′)²=(p′−p)²=t, using k²=k′²=0.</w:t>
+              <w:rPr>
+                <w:b/>
+              </w:rPr>
+              <w:t>Extension.</w:t>
+            </w:r>
+            <w:r>
+              <w:t xml:space="preserve"> Derive k·k′=−t/2 from (k−k′)²=(p′−p)²=t, using k²=k′²=0.</w:t>
             </w:r>
           </w:p>
         </w:tc>
@@ -3857,7 +4882,13 @@
           </w:tcPr>
           <w:p>
             <w:r>
-              <w:t>Derive p·k′=−u/2 from u=(p−k′)², using p²=k′²=0.</w:t>
+              <w:rPr>
+                <w:b/>
+              </w:rPr>
+              <w:t>Extension.</w:t>
+            </w:r>
+            <w:r>
+              <w:t xml:space="preserve"> Derive p·k′=−u/2 from u=(p−k′)², using p²=k′²=0.</w:t>
             </w:r>
           </w:p>
         </w:tc>
@@ -3893,7 +4924,31 @@
           </w:tcPr>
           <w:p>
             <w:r>
-              <w:t>Substitute the results of Exercises 9–10 (plus k·p=s/2) into Section 3.3's expression for q_A·q_B and verify it equals zero.</w:t>
+              <w:rPr>
+                <w:b/>
+              </w:rPr>
+              <w:t>Core.</w:t>
+            </w:r>
+            <w:r>
+              <w:t xml:space="preserve"> Substitute the results of Exercises 9–10 (plus k·p=s/2) into Section 3.3's expression for q</w:t>
+            </w:r>
+            <w:r>
+              <w:rPr>
+                <w:vertAlign w:val="subscript"/>
+              </w:rPr>
+              <w:t>A</w:t>
+            </w:r>
+            <w:r>
+              <w:t>·q</w:t>
+            </w:r>
+            <w:r>
+              <w:rPr>
+                <w:vertAlign w:val="subscript"/>
+              </w:rPr>
+              <w:t>B</w:t>
+            </w:r>
+            <w:r>
+              <w:t xml:space="preserve"> and verify it equals zero.</w:t>
             </w:r>
           </w:p>
         </w:tc>
@@ -3931,7 +4986,85 @@
           </w:tcPr>
           <w:p>
             <w:r>
-              <w:t>Carry out Section 3.1's reversal identity explicitly for the chain [p̸γ_βq̸_B], confirming γ^α[p̸γ_βq̸_B]γ_α=−2q̸_Bγ_βp̸.</w:t>
+              <w:rPr>
+                <w:b/>
+              </w:rPr>
+              <w:t>Extension.</w:t>
+            </w:r>
+            <w:r>
+              <w:t xml:space="preserve"> Carry out Section 3.1's reversal identity explicitly for the chain [p̸γ</w:t>
+            </w:r>
+            <w:r>
+              <w:rPr>
+                <w:vertAlign w:val="subscript"/>
+              </w:rPr>
+              <w:t>β</w:t>
+            </w:r>
+            <w:r>
+              <w:t>q̸</w:t>
+            </w:r>
+            <w:r>
+              <w:rPr>
+                <w:vertAlign w:val="subscript"/>
+              </w:rPr>
+              <w:t>B</w:t>
+            </w:r>
+            <w:r>
+              <w:t>], confirming γ</w:t>
+            </w:r>
+            <w:r>
+              <w:rPr>
+                <w:vertAlign w:val="superscript"/>
+              </w:rPr>
+              <w:t>α</w:t>
+            </w:r>
+            <w:r>
+              <w:t>[p̸γ</w:t>
+            </w:r>
+            <w:r>
+              <w:rPr>
+                <w:vertAlign w:val="subscript"/>
+              </w:rPr>
+              <w:t>β</w:t>
+            </w:r>
+            <w:r>
+              <w:t>q̸</w:t>
+            </w:r>
+            <w:r>
+              <w:rPr>
+                <w:vertAlign w:val="subscript"/>
+              </w:rPr>
+              <w:t>B</w:t>
+            </w:r>
+            <w:r>
+              <w:t>]γ</w:t>
+            </w:r>
+            <w:r>
+              <w:rPr>
+                <w:vertAlign w:val="subscript"/>
+              </w:rPr>
+              <w:t>α</w:t>
+            </w:r>
+            <w:r>
+              <w:t>=−2q̸</w:t>
+            </w:r>
+            <w:r>
+              <w:rPr>
+                <w:vertAlign w:val="subscript"/>
+              </w:rPr>
+              <w:t>B</w:t>
+            </w:r>
+            <w:r>
+              <w:t>γ</w:t>
+            </w:r>
+            <w:r>
+              <w:rPr>
+                <w:vertAlign w:val="subscript"/>
+              </w:rPr>
+              <w:t>β</w:t>
+            </w:r>
+            <w:r>
+              <w:t>p̸.</w:t>
             </w:r>
           </w:p>
         </w:tc>
@@ -3967,7 +5100,121 @@
           </w:tcPr>
           <w:p>
             <w:r>
-              <w:t>Using the two-object identity γ^μγ^aγ^bγ_μ=4g^ab, verify γ^βq̸_Aq̸_Bγ_β=4(q_A·q_B)I, and combine with Exercise 11 to confirm T_AB=0.</w:t>
+              <w:rPr>
+                <w:b/>
+              </w:rPr>
+              <w:t>Core.</w:t>
+            </w:r>
+            <w:r>
+              <w:t xml:space="preserve"> Using the two-object identity γ</w:t>
+            </w:r>
+            <w:r>
+              <w:rPr>
+                <w:vertAlign w:val="superscript"/>
+              </w:rPr>
+              <w:t>μ</w:t>
+            </w:r>
+            <w:r>
+              <w:t>γ</w:t>
+            </w:r>
+            <w:r>
+              <w:rPr>
+                <w:vertAlign w:val="superscript"/>
+              </w:rPr>
+              <w:t>a</w:t>
+            </w:r>
+            <w:r>
+              <w:t>γ</w:t>
+            </w:r>
+            <w:r>
+              <w:rPr>
+                <w:vertAlign w:val="superscript"/>
+              </w:rPr>
+              <w:t>b</w:t>
+            </w:r>
+            <w:r>
+              <w:t>γ</w:t>
+            </w:r>
+            <w:r>
+              <w:rPr>
+                <w:vertAlign w:val="subscript"/>
+              </w:rPr>
+              <w:t>μ</w:t>
+            </w:r>
+            <w:r>
+              <w:t>=4g</w:t>
+            </w:r>
+            <w:r>
+              <w:rPr>
+                <w:vertAlign w:val="superscript"/>
+              </w:rPr>
+              <w:t>a</w:t>
+            </w:r>
+            <w:r>
+              <w:t>b, verify γ</w:t>
+            </w:r>
+            <w:r>
+              <w:rPr>
+                <w:vertAlign w:val="superscript"/>
+              </w:rPr>
+              <w:t>β</w:t>
+            </w:r>
+            <w:r>
+              <w:t>q̸</w:t>
+            </w:r>
+            <w:r>
+              <w:rPr>
+                <w:vertAlign w:val="subscript"/>
+              </w:rPr>
+              <w:t>A</w:t>
+            </w:r>
+            <w:r>
+              <w:t>q̸</w:t>
+            </w:r>
+            <w:r>
+              <w:rPr>
+                <w:vertAlign w:val="subscript"/>
+              </w:rPr>
+              <w:t>B</w:t>
+            </w:r>
+            <w:r>
+              <w:t>γ</w:t>
+            </w:r>
+            <w:r>
+              <w:rPr>
+                <w:vertAlign w:val="subscript"/>
+              </w:rPr>
+              <w:t>β</w:t>
+            </w:r>
+            <w:r>
+              <w:t>=4(q</w:t>
+            </w:r>
+            <w:r>
+              <w:rPr>
+                <w:vertAlign w:val="subscript"/>
+              </w:rPr>
+              <w:t>A</w:t>
+            </w:r>
+            <w:r>
+              <w:t>·q</w:t>
+            </w:r>
+            <w:r>
+              <w:rPr>
+                <w:vertAlign w:val="subscript"/>
+              </w:rPr>
+              <w:t>B</w:t>
+            </w:r>
+            <w:r>
+              <w:t>)I, and combine with Exercise 11 to confirm T</w:t>
+            </w:r>
+            <w:r>
+              <w:rPr>
+                <w:vertAlign w:val="subscript"/>
+              </w:rPr>
+              <w:t>AB</w:t>
+            </w:r>
+            <w:r>
+              <w:t>=0.</w:t>
             </w:r>
           </w:p>
         </w:tc>
@@ -4005,7 +5252,40 @@
           </w:tcPr>
           <w:p>
             <w:r>
-              <w:t>Assemble Section 4's final formula from T_AA, T_BB, T_AB, and the propagator denominators, verifying every numerical factor.</w:t>
+              <w:rPr>
+                <w:b/>
+              </w:rPr>
+              <w:t>Extension.</w:t>
+            </w:r>
+            <w:r>
+              <w:t xml:space="preserve"> Assemble Section 4's final formula from T</w:t>
+            </w:r>
+            <w:r>
+              <w:rPr>
+                <w:vertAlign w:val="subscript"/>
+              </w:rPr>
+              <w:t>AA</w:t>
+            </w:r>
+            <w:r>
+              <w:t>, T</w:t>
+            </w:r>
+            <w:r>
+              <w:rPr>
+                <w:vertAlign w:val="subscript"/>
+              </w:rPr>
+              <w:t>BB</w:t>
+            </w:r>
+            <w:r>
+              <w:t>, T</w:t>
+            </w:r>
+            <w:r>
+              <w:rPr>
+                <w:vertAlign w:val="subscript"/>
+              </w:rPr>
+              <w:t>AB</w:t>
+            </w:r>
+            <w:r>
+              <w:t>, and the propagator denominators, verifying every numerical factor.</w:t>
             </w:r>
           </w:p>
         </w:tc>
@@ -4041,7 +5321,13 @@
           </w:tcPr>
           <w:p>
             <w:r>
-              <w:t>Explain why (1/4)Σ|ℳ|² must be positive for physical Compton scattering, and verify Section 4's formula respects this using s&gt;0, u&lt;0.</w:t>
+              <w:rPr>
+                <w:b/>
+              </w:rPr>
+              <w:t>Extension.</w:t>
+            </w:r>
+            <w:r>
+              <w:t xml:space="preserve"> Explain why (1/4)Σ|ℳ|² must be positive for physical Compton scattering, and verify Section 4's formula respects this using s&gt;0, u&lt;0.</w:t>
             </w:r>
           </w:p>
         </w:tc>
@@ -4079,7 +5365,13 @@
           </w:tcPr>
           <w:p>
             <w:r>
-              <w:t>Challenge: using Lesson 56's crossing-symmetry preview (Exercise 16 there), state which of electron-positron annihilation's Mandelstam variables (s′, t′, u′) correspond to this lesson's s and u, and use that correspondence to obtain this lesson's result from Lesson 56's 2e⁴(t′/u′+u′/t′), including the overall sign.</w:t>
+              <w:rPr>
+                <w:b/>
+              </w:rPr>
+              <w:t>Challenge.</w:t>
+            </w:r>
+            <w:r>
+              <w:t xml:space="preserve"> Using Lesson 56's crossing-symmetry preview (Exercise 16 there), state which of electron-positron annihilation's Mandelstam variables (s′, t′, u′) correspond to this lesson's s and u, and use that correspondence to obtain this lesson's result from Lesson 56's 2e⁴(t′/u′+u′/t′), including the overall sign.</w:t>
             </w:r>
           </w:p>
         </w:tc>
@@ -4096,6 +5388,14 @@
     <w:p>
       <w:r>
         <w:rPr>
+          <w:i/>
+        </w:rPr>
+        <w:t>Attempt each exercise before reading its solution. If you are stuck, read only the first sentence of the solution, then try again.</w:t>
+      </w:r>
+    </w:p>
+    <w:p>
+      <w:r>
+        <w:rPr>
           <w:b/>
         </w:rPr>
         <w:t>1.</w:t>
@@ -4104,7 +5404,43 @@
         <w:t xml:space="preserve"> </w:t>
       </w:r>
       <w:r>
-        <w:t>The direct diagram has internal momentum q_A=p+k (q_A²=s); the crossed diagram has internal momentum q_B=p−k′ (q_B²=u) (Lesson 50, Sections 2.3 and 3.1). They combine with a plus sign because the two diagrams differ only in which of the two photon field insertions is paired with the incoming versus outgoing photon, a bosonic reassignment carrying no minus sign (Lesson 48, Section 2.1; Lesson 56, Section 1.2).</w:t>
+        <w:t>The direct diagram has internal momentum q</w:t>
+      </w:r>
+      <w:r>
+        <w:rPr>
+          <w:vertAlign w:val="subscript"/>
+        </w:rPr>
+        <w:t>A</w:t>
+      </w:r>
+      <w:r>
+        <w:t>=p+k (q</w:t>
+      </w:r>
+      <w:r>
+        <w:rPr>
+          <w:vertAlign w:val="subscript"/>
+        </w:rPr>
+        <w:t>A</w:t>
+      </w:r>
+      <w:r>
+        <w:t>²=s); the crossed diagram has internal momentum q</w:t>
+      </w:r>
+      <w:r>
+        <w:rPr>
+          <w:vertAlign w:val="subscript"/>
+        </w:rPr>
+        <w:t>B</w:t>
+      </w:r>
+      <w:r>
+        <w:t>=p−k′ (q</w:t>
+      </w:r>
+      <w:r>
+        <w:rPr>
+          <w:vertAlign w:val="subscript"/>
+        </w:rPr>
+        <w:t>B</w:t>
+      </w:r>
+      <w:r>
+        <w:t>²=u) (Lesson 50, Sections 2.3 and 3.1). They combine with a plus sign because the two diagrams differ only in which of the two photon field insertions is paired with the incoming versus outgoing photon, a bosonic reassignment carrying no minus sign (Lesson 48, Section 2.1; Lesson 56, Section 1.2).</w:t>
       </w:r>
     </w:p>
     <w:p>
@@ -4118,7 +5454,169 @@
         <w:t xml:space="preserve"> </w:t>
       </w:r>
       <w:r>
-        <w:t>T_AA=Tr[(p̸′+m)γ^β(q̸_A+m)γ^α(p̸+m)γ_α(q̸_A+m)γ_β]: α is adjacent, directly surrounding (p̸+m); β surrounds the pair (q̸_A+m)...(q̸_A+m) with everything in between. T_AB=Tr[(p̸′+m)γ^β(q̸_A+m)γ^α(p̸+m)γ_β(q̸_B+m)γ_α]: α now surrounds the longer chain (p̸+m)γ_β(q̸_B+m), interleaved with the β contraction rather than nested inside it.</w:t>
+        <w:t>T</w:t>
+      </w:r>
+      <w:r>
+        <w:rPr>
+          <w:vertAlign w:val="subscript"/>
+        </w:rPr>
+        <w:t>AA</w:t>
+      </w:r>
+      <w:r>
+        <w:t>=Tr[(p̸′+m)γ</w:t>
+      </w:r>
+      <w:r>
+        <w:rPr>
+          <w:vertAlign w:val="superscript"/>
+        </w:rPr>
+        <w:t>β</w:t>
+      </w:r>
+      <w:r>
+        <w:t>(q̸</w:t>
+      </w:r>
+      <w:r>
+        <w:rPr>
+          <w:vertAlign w:val="subscript"/>
+        </w:rPr>
+        <w:t>A</w:t>
+      </w:r>
+      <w:r>
+        <w:t>+m)γ</w:t>
+      </w:r>
+      <w:r>
+        <w:rPr>
+          <w:vertAlign w:val="superscript"/>
+        </w:rPr>
+        <w:t>α</w:t>
+      </w:r>
+      <w:r>
+        <w:t>(p̸+m)γ</w:t>
+      </w:r>
+      <w:r>
+        <w:rPr>
+          <w:vertAlign w:val="subscript"/>
+        </w:rPr>
+        <w:t>α</w:t>
+      </w:r>
+      <w:r>
+        <w:t>(q̸</w:t>
+      </w:r>
+      <w:r>
+        <w:rPr>
+          <w:vertAlign w:val="subscript"/>
+        </w:rPr>
+        <w:t>A</w:t>
+      </w:r>
+      <w:r>
+        <w:t>+m)γ</w:t>
+      </w:r>
+      <w:r>
+        <w:rPr>
+          <w:vertAlign w:val="subscript"/>
+        </w:rPr>
+        <w:t>β</w:t>
+      </w:r>
+      <w:r>
+        <w:t>]: α is adjacent, directly surrounding (p̸+m); β surrounds the pair (q̸</w:t>
+      </w:r>
+      <w:r>
+        <w:rPr>
+          <w:vertAlign w:val="subscript"/>
+        </w:rPr>
+        <w:t>A</w:t>
+      </w:r>
+      <w:r>
+        <w:t>+m)...(q̸</w:t>
+      </w:r>
+      <w:r>
+        <w:rPr>
+          <w:vertAlign w:val="subscript"/>
+        </w:rPr>
+        <w:t>A</w:t>
+      </w:r>
+      <w:r>
+        <w:t>+m) with everything in between. T</w:t>
+      </w:r>
+      <w:r>
+        <w:rPr>
+          <w:vertAlign w:val="subscript"/>
+        </w:rPr>
+        <w:t>AB</w:t>
+      </w:r>
+      <w:r>
+        <w:t>=Tr[(p̸′+m)γ</w:t>
+      </w:r>
+      <w:r>
+        <w:rPr>
+          <w:vertAlign w:val="superscript"/>
+        </w:rPr>
+        <w:t>β</w:t>
+      </w:r>
+      <w:r>
+        <w:t>(q̸</w:t>
+      </w:r>
+      <w:r>
+        <w:rPr>
+          <w:vertAlign w:val="subscript"/>
+        </w:rPr>
+        <w:t>A</w:t>
+      </w:r>
+      <w:r>
+        <w:t>+m)γ</w:t>
+      </w:r>
+      <w:r>
+        <w:rPr>
+          <w:vertAlign w:val="superscript"/>
+        </w:rPr>
+        <w:t>α</w:t>
+      </w:r>
+      <w:r>
+        <w:t>(p̸+m)γ</w:t>
+      </w:r>
+      <w:r>
+        <w:rPr>
+          <w:vertAlign w:val="subscript"/>
+        </w:rPr>
+        <w:t>β</w:t>
+      </w:r>
+      <w:r>
+        <w:t>(q̸</w:t>
+      </w:r>
+      <w:r>
+        <w:rPr>
+          <w:vertAlign w:val="subscript"/>
+        </w:rPr>
+        <w:t>B</w:t>
+      </w:r>
+      <w:r>
+        <w:t>+m)γ</w:t>
+      </w:r>
+      <w:r>
+        <w:rPr>
+          <w:vertAlign w:val="subscript"/>
+        </w:rPr>
+        <w:t>α</w:t>
+      </w:r>
+      <w:r>
+        <w:t>]: α now surrounds the longer chain (p̸+m)γ</w:t>
+      </w:r>
+      <w:r>
+        <w:rPr>
+          <w:vertAlign w:val="subscript"/>
+        </w:rPr>
+        <w:t>β</w:t>
+      </w:r>
+      <w:r>
+        <w:t>(q̸</w:t>
+      </w:r>
+      <w:r>
+        <w:rPr>
+          <w:vertAlign w:val="subscript"/>
+        </w:rPr>
+        <w:t>B</w:t>
+      </w:r>
+      <w:r>
+        <w:t>+m), interleaved with the β contraction rather than nested inside it.</w:t>
       </w:r>
     </w:p>
     <w:p>
@@ -4146,7 +5644,115 @@
         <w:t xml:space="preserve"> </w:t>
       </w:r>
       <w:r>
-        <w:t>Identical to Lesson 56, Exercise 7: γ^α(p̸+m)γ_α=γ^αp̸γ_α+mγ^αγ_α=−2p̸+4m, using γ^μγ^aγ_μ=−2γ^a and γ^μγ_μ=4.</w:t>
+        <w:t>Identical to Lesson 56, Exercise 7: γ</w:t>
+      </w:r>
+      <w:r>
+        <w:rPr>
+          <w:vertAlign w:val="superscript"/>
+        </w:rPr>
+        <w:t>α</w:t>
+      </w:r>
+      <w:r>
+        <w:t>(p̸+m)γ</w:t>
+      </w:r>
+      <w:r>
+        <w:rPr>
+          <w:vertAlign w:val="subscript"/>
+        </w:rPr>
+        <w:t>α</w:t>
+      </w:r>
+      <w:r>
+        <w:t>=γ</w:t>
+      </w:r>
+      <w:r>
+        <w:rPr>
+          <w:vertAlign w:val="superscript"/>
+        </w:rPr>
+        <w:t>α</w:t>
+      </w:r>
+      <w:r>
+        <w:t>p̸γ</w:t>
+      </w:r>
+      <w:r>
+        <w:rPr>
+          <w:vertAlign w:val="subscript"/>
+        </w:rPr>
+        <w:t>α</w:t>
+      </w:r>
+      <w:r>
+        <w:t>+mγ</w:t>
+      </w:r>
+      <w:r>
+        <w:rPr>
+          <w:vertAlign w:val="superscript"/>
+        </w:rPr>
+        <w:t>α</w:t>
+      </w:r>
+      <w:r>
+        <w:t>γ</w:t>
+      </w:r>
+      <w:r>
+        <w:rPr>
+          <w:vertAlign w:val="subscript"/>
+        </w:rPr>
+        <w:t>α</w:t>
+      </w:r>
+      <w:r>
+        <w:t>=−2p̸+4m, using γ</w:t>
+      </w:r>
+      <w:r>
+        <w:rPr>
+          <w:vertAlign w:val="superscript"/>
+        </w:rPr>
+        <w:t>μ</w:t>
+      </w:r>
+      <w:r>
+        <w:t>γ</w:t>
+      </w:r>
+      <w:r>
+        <w:rPr>
+          <w:vertAlign w:val="superscript"/>
+        </w:rPr>
+        <w:t>a</w:t>
+      </w:r>
+      <w:r>
+        <w:t>γ</w:t>
+      </w:r>
+      <w:r>
+        <w:rPr>
+          <w:vertAlign w:val="subscript"/>
+        </w:rPr>
+        <w:t>μ</w:t>
+      </w:r>
+      <w:r>
+        <w:t>=−2γ</w:t>
+      </w:r>
+      <w:r>
+        <w:rPr>
+          <w:vertAlign w:val="superscript"/>
+        </w:rPr>
+        <w:t>a</w:t>
+      </w:r>
+      <w:r>
+        <w:t xml:space="preserve"> and γ</w:t>
+      </w:r>
+      <w:r>
+        <w:rPr>
+          <w:vertAlign w:val="superscript"/>
+        </w:rPr>
+        <w:t>μ</w:t>
+      </w:r>
+      <w:r>
+        <w:t>γ</w:t>
+      </w:r>
+      <w:r>
+        <w:rPr>
+          <w:vertAlign w:val="subscript"/>
+        </w:rPr>
+        <w:t>μ</w:t>
+      </w:r>
+      <w:r>
+        <w:t>=4.</w:t>
       </w:r>
     </w:p>
     <w:p>
@@ -4160,7 +5766,61 @@
         <w:t xml:space="preserve"> </w:t>
       </w:r>
       <w:r>
-        <w:t>Following Lesson 56, Exercise 8's method exactly (with p₁→p, p₂→p′, and q_A unchanged), the leading (mass-independent) term of the expansion, after sandwiching by γ^β⋯γ_β and tracing against (p̸′+m), is 32(q_A·p)(q_A·p′)−16q_A²(p·p′), with every mass-dependent term vanishing as m→0.</w:t>
+        <w:t>Following Lesson 56, Exercise 8's method exactly (with p₁→p, p₂→p′, and q</w:t>
+      </w:r>
+      <w:r>
+        <w:rPr>
+          <w:vertAlign w:val="subscript"/>
+        </w:rPr>
+        <w:t>A</w:t>
+      </w:r>
+      <w:r>
+        <w:t xml:space="preserve"> unchanged), the leading (mass-independent) term of the expansion, after sandwiching by γ</w:t>
+      </w:r>
+      <w:r>
+        <w:rPr>
+          <w:vertAlign w:val="superscript"/>
+        </w:rPr>
+        <w:t>β</w:t>
+      </w:r>
+      <w:r>
+        <w:t>⋯γ</w:t>
+      </w:r>
+      <w:r>
+        <w:rPr>
+          <w:vertAlign w:val="subscript"/>
+        </w:rPr>
+        <w:t>β</w:t>
+      </w:r>
+      <w:r>
+        <w:t xml:space="preserve"> and tracing against (p̸′+m), is 32(q</w:t>
+      </w:r>
+      <w:r>
+        <w:rPr>
+          <w:vertAlign w:val="subscript"/>
+        </w:rPr>
+        <w:t>A</w:t>
+      </w:r>
+      <w:r>
+        <w:t>·p)(q</w:t>
+      </w:r>
+      <w:r>
+        <w:rPr>
+          <w:vertAlign w:val="subscript"/>
+        </w:rPr>
+        <w:t>A</w:t>
+      </w:r>
+      <w:r>
+        <w:t>·p′)−16q</w:t>
+      </w:r>
+      <w:r>
+        <w:rPr>
+          <w:vertAlign w:val="subscript"/>
+        </w:rPr>
+        <w:t>A</w:t>
+      </w:r>
+      <w:r>
+        <w:t>²(p·p′), with every mass-dependent term vanishing as m→0.</w:t>
       </w:r>
     </w:p>
     <w:p>
@@ -4174,7 +5834,25 @@
         <w:t xml:space="preserve"> </w:t>
       </w:r>
       <w:r>
-        <w:t>From s=(p+k)²=p²+2p·k+k²=2p·k (massless), p·k=s/2, so q_A·p=(p+k)·p=p²+k·p=s/2. From s=(p′+k′)² similarly, p′·k′=s/2. Using momentum conservation k=p′+k′−p, k·p′=(p′+k′−p)·p′=p′²+k′·p′−p·p′=s/2−p·p′; and from t=(p−p′)²=−2p·p′ (massless), p·p′=−t/2, so k·p′=s/2+t/2. Then q_A·p′=(p+k)·p′=p·p′+k·p′=−t/2+(s/2+t/2)=s/2.</w:t>
+        <w:t>From s=(p+k)²=p²+2p·k+k²=2p·k (massless), p·k=s/2, so q</w:t>
+      </w:r>
+      <w:r>
+        <w:rPr>
+          <w:vertAlign w:val="subscript"/>
+        </w:rPr>
+        <w:t>A</w:t>
+      </w:r>
+      <w:r>
+        <w:t>·p=(p+k)·p=p²+k·p=s/2. From s=(p′+k′)² similarly, p′·k′=s/2. Using momentum conservation k=p′+k′−p, k·p′=(p′+k′−p)·p′=p′²+k′·p′−p·p′=s/2−p·p′; and from t=(p−p′)²=−2p·p′ (massless), p·p′=−t/2, so k·p′=s/2+t/2. Then q</w:t>
+      </w:r>
+      <w:r>
+        <w:rPr>
+          <w:vertAlign w:val="subscript"/>
+        </w:rPr>
+        <w:t>A</w:t>
+      </w:r>
+      <w:r>
+        <w:t>·p′=(p+k)·p′=p·p′+k·p′=−t/2+(s/2+t/2)=s/2.</w:t>
       </w:r>
     </w:p>
     <w:p>
@@ -4188,7 +5866,25 @@
         <w:t xml:space="preserve"> </w:t>
       </w:r>
       <w:r>
-        <w:t>T_AA=32(s/2)(s/2)−16s(−t/2)=32(s²/4)+8st=8s²+8st=8s(s+t). Using s+t+u=0, s+t=−u, so T_AA=8s(−u)=−8su.</w:t>
+        <w:t>T</w:t>
+      </w:r>
+      <w:r>
+        <w:rPr>
+          <w:vertAlign w:val="subscript"/>
+        </w:rPr>
+        <w:t>AA</w:t>
+      </w:r>
+      <w:r>
+        <w:t>=32(s/2)(s/2)−16s(−t/2)=32(s²/4)+8st=8s²+8st=8s(s+t). Using s+t+u=0, s+t=−u, so T</w:t>
+      </w:r>
+      <w:r>
+        <w:rPr>
+          <w:vertAlign w:val="subscript"/>
+        </w:rPr>
+        <w:t>AA</w:t>
+      </w:r>
+      <w:r>
+        <w:t>=8s(−u)=−8su.</w:t>
       </w:r>
     </w:p>
     <w:p>
@@ -4202,7 +5898,43 @@
         <w:t xml:space="preserve"> </w:t>
       </w:r>
       <w:r>
-        <w:t>By the s↔u relabeling of Worked example 2 (since q_B²=u takes over the role q_A²=s played), T_AA's formula 8s(s+t) becomes 8u(u+t); using s+t+u=0, u+t=−s, giving T_BB=8u(−s)=−8us=−8su.</w:t>
+        <w:t>By the s↔u relabeling of Worked example 2 (since q</w:t>
+      </w:r>
+      <w:r>
+        <w:rPr>
+          <w:vertAlign w:val="subscript"/>
+        </w:rPr>
+        <w:t>B</w:t>
+      </w:r>
+      <w:r>
+        <w:t>²=u takes over the role q</w:t>
+      </w:r>
+      <w:r>
+        <w:rPr>
+          <w:vertAlign w:val="subscript"/>
+        </w:rPr>
+        <w:t>A</w:t>
+      </w:r>
+      <w:r>
+        <w:t>²=s played), T</w:t>
+      </w:r>
+      <w:r>
+        <w:rPr>
+          <w:vertAlign w:val="subscript"/>
+        </w:rPr>
+        <w:t>AA</w:t>
+      </w:r>
+      <w:r>
+        <w:t>'s formula 8s(s+t) becomes 8u(u+t); using s+t+u=0, u+t=−s, giving T</w:t>
+      </w:r>
+      <w:r>
+        <w:rPr>
+          <w:vertAlign w:val="subscript"/>
+        </w:rPr>
+        <w:t>BB</w:t>
+      </w:r>
+      <w:r>
+        <w:t>=8u(−s)=−8us=−8su.</w:t>
       </w:r>
     </w:p>
     <w:p>
@@ -4244,7 +5976,25 @@
         <w:t xml:space="preserve"> </w:t>
       </w:r>
       <w:r>
-        <w:t>q_A·q_B=(p+k)·(p−k′)=p²−p·k′+k·p−k·k′=0−(−u/2)+s/2−(−t/2)=u/2+s/2+t/2=(s+t+u)/2=0.</w:t>
+        <w:t>q</w:t>
+      </w:r>
+      <w:r>
+        <w:rPr>
+          <w:vertAlign w:val="subscript"/>
+        </w:rPr>
+        <w:t>A</w:t>
+      </w:r>
+      <w:r>
+        <w:t>·q</w:t>
+      </w:r>
+      <w:r>
+        <w:rPr>
+          <w:vertAlign w:val="subscript"/>
+        </w:rPr>
+        <w:t>B</w:t>
+      </w:r>
+      <w:r>
+        <w:t>=(p+k)·(p−k′)=p²−p·k′+k·p−k·k′=0−(−u/2)+s/2−(−t/2)=u/2+s/2+t/2=(s+t+u)/2=0.</w:t>
       </w:r>
     </w:p>
     <w:p>
@@ -4258,7 +6008,97 @@
         <w:t xml:space="preserve"> </w:t>
       </w:r>
       <w:r>
-        <w:t>Applying the three-object reversal γ^μABCγ_μ=−2CBA (Lesson 55, Section 3.1) with A=p̸, B=γ_β, C=q̸_B (as fixed matrices, with the μ-contraction here relabeled α): γ^α p̸γ_βq̸_B γ_α=−2q̸_Bγ_βp̸, exactly reversing the order of the three factors.</w:t>
+        <w:t>Applying the three-object reversal γ</w:t>
+      </w:r>
+      <w:r>
+        <w:rPr>
+          <w:vertAlign w:val="superscript"/>
+        </w:rPr>
+        <w:t>μ</w:t>
+      </w:r>
+      <w:r>
+        <w:t>ABCγ</w:t>
+      </w:r>
+      <w:r>
+        <w:rPr>
+          <w:vertAlign w:val="subscript"/>
+        </w:rPr>
+        <w:t>μ</w:t>
+      </w:r>
+      <w:r>
+        <w:t>=−2CBA (Lesson 55, Section 3.1) with A=p̸, B=γ</w:t>
+      </w:r>
+      <w:r>
+        <w:rPr>
+          <w:vertAlign w:val="subscript"/>
+        </w:rPr>
+        <w:t>β</w:t>
+      </w:r>
+      <w:r>
+        <w:t>, C=q̸</w:t>
+      </w:r>
+      <w:r>
+        <w:rPr>
+          <w:vertAlign w:val="subscript"/>
+        </w:rPr>
+        <w:t>B</w:t>
+      </w:r>
+      <w:r>
+        <w:t xml:space="preserve"> (as fixed matrices, with the μ-contraction here relabeled α): γ</w:t>
+      </w:r>
+      <w:r>
+        <w:rPr>
+          <w:vertAlign w:val="superscript"/>
+        </w:rPr>
+        <w:t>α</w:t>
+      </w:r>
+      <w:r>
+        <w:t xml:space="preserve"> p̸γ</w:t>
+      </w:r>
+      <w:r>
+        <w:rPr>
+          <w:vertAlign w:val="subscript"/>
+        </w:rPr>
+        <w:t>β</w:t>
+      </w:r>
+      <w:r>
+        <w:t>q̸</w:t>
+      </w:r>
+      <w:r>
+        <w:rPr>
+          <w:vertAlign w:val="subscript"/>
+        </w:rPr>
+        <w:t>B</w:t>
+      </w:r>
+      <w:r>
+        <w:t xml:space="preserve"> γ</w:t>
+      </w:r>
+      <w:r>
+        <w:rPr>
+          <w:vertAlign w:val="subscript"/>
+        </w:rPr>
+        <w:t>α</w:t>
+      </w:r>
+      <w:r>
+        <w:t>=−2q̸</w:t>
+      </w:r>
+      <w:r>
+        <w:rPr>
+          <w:vertAlign w:val="subscript"/>
+        </w:rPr>
+        <w:t>B</w:t>
+      </w:r>
+      <w:r>
+        <w:t>γ</w:t>
+      </w:r>
+      <w:r>
+        <w:rPr>
+          <w:vertAlign w:val="subscript"/>
+        </w:rPr>
+        <w:t>β</w:t>
+      </w:r>
+      <w:r>
+        <w:t>p̸, exactly reversing the order of the three factors.</w:t>
       </w:r>
     </w:p>
     <w:p>
@@ -4272,7 +6112,223 @@
         <w:t xml:space="preserve"> </w:t>
       </w:r>
       <w:r>
-        <w:t>γ^βq̸_Aq̸_Bγ_β=p_(A,a)p_(B,b)γ^βγ^aγ^bγ_β=p_(A,a)p_(B,b)(4g^ab)=4(q_A·q_B)I, using the two-object identity of Lesson 21 contracted with the momentum components of q_A and q_B. Substituting q_A·q_B=0 (Exercise 11) gives γ^βq̸_Aq̸_Bγ_β=0, so T_AB=−2Tr[p̸′·0·p̸]=0.</w:t>
+        <w:t>γ</w:t>
+      </w:r>
+      <w:r>
+        <w:rPr>
+          <w:vertAlign w:val="superscript"/>
+        </w:rPr>
+        <w:t>β</w:t>
+      </w:r>
+      <w:r>
+        <w:t>q̸</w:t>
+      </w:r>
+      <w:r>
+        <w:rPr>
+          <w:vertAlign w:val="subscript"/>
+        </w:rPr>
+        <w:t>A</w:t>
+      </w:r>
+      <w:r>
+        <w:t>q̸</w:t>
+      </w:r>
+      <w:r>
+        <w:rPr>
+          <w:vertAlign w:val="subscript"/>
+        </w:rPr>
+        <w:t>B</w:t>
+      </w:r>
+      <w:r>
+        <w:t>γ</w:t>
+      </w:r>
+      <w:r>
+        <w:rPr>
+          <w:vertAlign w:val="subscript"/>
+        </w:rPr>
+        <w:t>β</w:t>
+      </w:r>
+      <w:r>
+        <w:t>=p</w:t>
+      </w:r>
+      <w:r>
+        <w:rPr>
+          <w:vertAlign w:val="subscript"/>
+        </w:rPr>
+        <w:t>A,a</w:t>
+      </w:r>
+      <w:r>
+        <w:t>p</w:t>
+      </w:r>
+      <w:r>
+        <w:rPr>
+          <w:vertAlign w:val="subscript"/>
+        </w:rPr>
+        <w:t>B,b</w:t>
+      </w:r>
+      <w:r>
+        <w:t>γ</w:t>
+      </w:r>
+      <w:r>
+        <w:rPr>
+          <w:vertAlign w:val="superscript"/>
+        </w:rPr>
+        <w:t>β</w:t>
+      </w:r>
+      <w:r>
+        <w:t>γ</w:t>
+      </w:r>
+      <w:r>
+        <w:rPr>
+          <w:vertAlign w:val="superscript"/>
+        </w:rPr>
+        <w:t>a</w:t>
+      </w:r>
+      <w:r>
+        <w:t>γ</w:t>
+      </w:r>
+      <w:r>
+        <w:rPr>
+          <w:vertAlign w:val="superscript"/>
+        </w:rPr>
+        <w:t>b</w:t>
+      </w:r>
+      <w:r>
+        <w:t>γ</w:t>
+      </w:r>
+      <w:r>
+        <w:rPr>
+          <w:vertAlign w:val="subscript"/>
+        </w:rPr>
+        <w:t>β</w:t>
+      </w:r>
+      <w:r>
+        <w:t>=p</w:t>
+      </w:r>
+      <w:r>
+        <w:rPr>
+          <w:vertAlign w:val="subscript"/>
+        </w:rPr>
+        <w:t>A,a</w:t>
+      </w:r>
+      <w:r>
+        <w:t>p</w:t>
+      </w:r>
+      <w:r>
+        <w:rPr>
+          <w:vertAlign w:val="subscript"/>
+        </w:rPr>
+        <w:t>B,b</w:t>
+      </w:r>
+      <w:r>
+        <w:t>(4g</w:t>
+      </w:r>
+      <w:r>
+        <w:rPr>
+          <w:vertAlign w:val="superscript"/>
+        </w:rPr>
+        <w:t>a</w:t>
+      </w:r>
+      <w:r>
+        <w:t>b)=4(q</w:t>
+      </w:r>
+      <w:r>
+        <w:rPr>
+          <w:vertAlign w:val="subscript"/>
+        </w:rPr>
+        <w:t>A</w:t>
+      </w:r>
+      <w:r>
+        <w:t>·q</w:t>
+      </w:r>
+      <w:r>
+        <w:rPr>
+          <w:vertAlign w:val="subscript"/>
+        </w:rPr>
+        <w:t>B</w:t>
+      </w:r>
+      <w:r>
+        <w:t>)I, using the two-object identity of Lesson 21 contracted with the momentum components of q</w:t>
+      </w:r>
+      <w:r>
+        <w:rPr>
+          <w:vertAlign w:val="subscript"/>
+        </w:rPr>
+        <w:t>A</w:t>
+      </w:r>
+      <w:r>
+        <w:t xml:space="preserve"> and q</w:t>
+      </w:r>
+      <w:r>
+        <w:rPr>
+          <w:vertAlign w:val="subscript"/>
+        </w:rPr>
+        <w:t>B</w:t>
+      </w:r>
+      <w:r>
+        <w:t>. Substituting q</w:t>
+      </w:r>
+      <w:r>
+        <w:rPr>
+          <w:vertAlign w:val="subscript"/>
+        </w:rPr>
+        <w:t>A</w:t>
+      </w:r>
+      <w:r>
+        <w:t>·q</w:t>
+      </w:r>
+      <w:r>
+        <w:rPr>
+          <w:vertAlign w:val="subscript"/>
+        </w:rPr>
+        <w:t>B</w:t>
+      </w:r>
+      <w:r>
+        <w:t>=0 (Exercise 11) gives γ</w:t>
+      </w:r>
+      <w:r>
+        <w:rPr>
+          <w:vertAlign w:val="superscript"/>
+        </w:rPr>
+        <w:t>β</w:t>
+      </w:r>
+      <w:r>
+        <w:t>q̸</w:t>
+      </w:r>
+      <w:r>
+        <w:rPr>
+          <w:vertAlign w:val="subscript"/>
+        </w:rPr>
+        <w:t>A</w:t>
+      </w:r>
+      <w:r>
+        <w:t>q̸</w:t>
+      </w:r>
+      <w:r>
+        <w:rPr>
+          <w:vertAlign w:val="subscript"/>
+        </w:rPr>
+        <w:t>B</w:t>
+      </w:r>
+      <w:r>
+        <w:t>γ</w:t>
+      </w:r>
+      <w:r>
+        <w:rPr>
+          <w:vertAlign w:val="subscript"/>
+        </w:rPr>
+        <w:t>β</w:t>
+      </w:r>
+      <w:r>
+        <w:t>=0, so T</w:t>
+      </w:r>
+      <w:r>
+        <w:rPr>
+          <w:vertAlign w:val="subscript"/>
+        </w:rPr>
+        <w:t>AB</w:t>
+      </w:r>
+      <w:r>
+        <w:t>=−2Tr[p̸′·0·p̸]=0.</w:t>
       </w:r>
     </w:p>
     <w:p>
@@ -4286,7 +6342,34 @@
         <w:t xml:space="preserve"> </w:t>
       </w:r>
       <w:r>
-        <w:t>(1/4)Σ|ℳ|²=(e⁴/4)[T_AA/s²+T_BB/u²+2T_AB/(su)]=(e⁴/4)[−8su/s²−8su/u²+0]=(e⁴/4)[−8u/s−8s/u]=−2e⁴(u/s+s/u)=−2e⁴(s/u+u/s).</w:t>
+        <w:t>(1/4)Σ|ℳ|²=(e⁴/4)[T</w:t>
+      </w:r>
+      <w:r>
+        <w:rPr>
+          <w:vertAlign w:val="subscript"/>
+        </w:rPr>
+        <w:t>AA</w:t>
+      </w:r>
+      <w:r>
+        <w:t>/s²+T</w:t>
+      </w:r>
+      <w:r>
+        <w:rPr>
+          <w:vertAlign w:val="subscript"/>
+        </w:rPr>
+        <w:t>BB</w:t>
+      </w:r>
+      <w:r>
+        <w:t>/u²+2T</w:t>
+      </w:r>
+      <w:r>
+        <w:rPr>
+          <w:vertAlign w:val="subscript"/>
+        </w:rPr>
+        <w:t>AB</w:t>
+      </w:r>
+      <w:r>
+        <w:t>/(su)]=(e⁴/4)[−8su/s²−8su/u²+0]=(e⁴/4)[−8u/s−8s/u]=−2e⁴(u/s+s/u)=−2e⁴(s/u+u/s).</w:t>
       </w:r>
     </w:p>
     <w:p>
@@ -4314,7 +6397,34 @@
         <w:t xml:space="preserve"> </w:t>
       </w:r>
       <w:r>
-        <w:t>Crossing the incoming positron of annihilation to an outgoing electron (p₂→−p′) and the photon k₁ to an incoming photon (k₁→−k) maps t′=(p₁−k₁)² to (p+k)²=s, u′=(p₁−k₂)² to (p−k′)²=u, and s′=(p₁+p₂)² to (p−p′)²=t. Lesson 56's 2e⁴(t′/u′+u′/t′) becomes 2e⁴(s/u+u/s), and moving one fermion between the initial and final states multiplies the spin-summed square by −1, giving −2e⁴(s/u+u/s), this lesson's result. Neither process has an interference term: in both, T_AB is proportional to q_A·q_B, which vanishes in the massless limit.</w:t>
+        <w:t>Crossing the incoming positron of annihilation to an outgoing electron (p₂→−p′) and the photon k₁ to an incoming photon (k₁→−k) maps t′=(p₁−k₁)² to (p+k)²=s, u′=(p₁−k₂)² to (p−k′)²=u, and s′=(p₁+p₂)² to (p−p′)²=t. Lesson 56's 2e⁴(t′/u′+u′/t′) becomes 2e⁴(s/u+u/s), and moving one fermion between the initial and final states multiplies the spin-summed square by −1, giving −2e⁴(s/u+u/s), this lesson's result. Neither process has an interference term: in both, T</w:t>
+      </w:r>
+      <w:r>
+        <w:rPr>
+          <w:vertAlign w:val="subscript"/>
+        </w:rPr>
+        <w:t>AB</w:t>
+      </w:r>
+      <w:r>
+        <w:t xml:space="preserve"> is proportional to q</w:t>
+      </w:r>
+      <w:r>
+        <w:rPr>
+          <w:vertAlign w:val="subscript"/>
+        </w:rPr>
+        <w:t>A</w:t>
+      </w:r>
+      <w:r>
+        <w:t>·q</w:t>
+      </w:r>
+      <w:r>
+        <w:rPr>
+          <w:vertAlign w:val="subscript"/>
+        </w:rPr>
+        <w:t>B</w:t>
+      </w:r>
+      <w:r>
+        <w:t>, which vanishes in the massless limit.</w:t>
       </w:r>
     </w:p>
     <w:p>
@@ -4322,47 +6432,12 @@
         <w:pStyle w:val="Heading2"/>
       </w:pPr>
       <w:r>
-        <w:t>Mastery checklist</w:t>
+        <w:t>Mastery check</w:t>
       </w:r>
     </w:p>
     <w:p>
-      <w:pPr>
-        <w:pStyle w:val="ListBullet"/>
-      </w:pPr>
-      <w:r>
-        <w:t>I can restate Compton scattering's two diagrams and their internal momenta from Lesson 50.</w:t>
-      </w:r>
-    </w:p>
-    <w:p>
-      <w:pPr>
-        <w:pStyle w:val="ListBullet"/>
-      </w:pPr>
-      <w:r>
-        <w:t>I can derive T_AA=T_BB=−8su using the same method as Lesson 56.</w:t>
-      </w:r>
-    </w:p>
-    <w:p>
-      <w:pPr>
-        <w:pStyle w:val="ListBullet"/>
-      </w:pPr>
-      <w:r>
-        <w:t>I can show T_AB=0 by identifying q_A·q_B=0 within the interference trace's structure.</w:t>
-      </w:r>
-    </w:p>
-    <w:p>
-      <w:pPr>
-        <w:pStyle w:val="ListBullet"/>
-      </w:pPr>
-      <w:r>
-        <w:t>I can assemble the complete result (1/4)Σ|ℳ|²=−2e⁴(s/u+u/s) and explain why it is positive.</w:t>
-      </w:r>
-    </w:p>
-    <w:p>
-      <w:pPr>
-        <w:pStyle w:val="ListBullet"/>
-      </w:pPr>
-      <w:r>
-        <w:t>I can explain why Compton's two diagrams need no relative sign, unlike Lesson 55's Møller scattering.</w:t>
+      <w:r>
+        <w:t>Before moving on, do the Core exercises without looking at the solutions and state this lesson's main result from memory. If both go smoothly, continue; if not, reread the sections the missed exercises cite.</w:t>
       </w:r>
     </w:p>
     <w:p>
@@ -4414,7 +6489,7 @@
         <w:color w:val="5A5A5A"/>
         <w:sz w:val="16"/>
       </w:rPr>
-      <w:t>QED Course   Lesson 57</w:t>
+      <w:t>A QED Course   Lesson 57</w:t>
     </w:r>
   </w:p>
 </w:hdr>
